--- a/prototype/AI组学数据智能挖掘系统-PRD-V2.4.docx
+++ b/prototype/AI组学数据智能挖掘系统-PRD-V2.4.docx
@@ -291,7 +291,7 @@
         <w:rPr>
           <w:rFonts w:ascii="微软雅黑" w:hAnsi="微软雅黑" w:eastAsia="微软雅黑"/>
         </w:rPr>
-        <w:t>&gt; V2.4 变更摘要：① 样本详情抽屉：顶部只保留「样本ID / 样本源ID」两格；样本信息精简为 4 组（去掉质控、知情同意两组，去掉临床分期 / 队列例号 / 原始登记ID，采集字段改为样本类型 / 初始容量 / 添加剂）；去掉「编辑信息」按钮与「样本资料」模块；② 血缘谱系「受试者」改为「样本源」并去掉队列例数；③ 跨组学表「产出文件 / 产出时间」改为「分析项目名称 / 创建时间」；④ 数据来源枚举「自创建」改为「手动登记」。</w:t>
+        <w:t>&gt; V2.4 变更摘要：① 样本详情抽屉：顶部保持 4 格（样本ID〔脚注样本源ID〕/ 样本类型 / 衍生样本 / 关联组学）；样本信息精简为 4 组（去掉质控、知情同意两组，去掉临床分期 / 队列例号 / 原始登记ID，采集字段改为样本类型 / 初始容量 / 添加剂）；去掉「编辑信息」按钮与「样本资料」模块；② 血缘谱系「受试者」改为「样本源」并去掉队列例数；③ 跨组学表「产出文件 / 产出时间」改为「分析项目名称 / 创建时间」；④ 数据来源枚举「自创建」改为「手动登记」。</w:t>
       </w:r>
     </w:p>
     <w:p>
@@ -2385,7 +2385,7 @@
                 <w:rFonts w:ascii="微软雅黑" w:hAnsi="微软雅黑" w:eastAsia="微软雅黑"/>
                 <w:sz w:val="18"/>
               </w:rPr>
-              <w:t>顶部指标只保留样本ID / 样本源ID；样本信息 4 组（标识 / 临床 / 采集与处理 / 存储与位置），不含质控与知情同意；无「编辑信息」按钮；「样本资料」模块已撤除</w:t>
+              <w:t>顶部 4 格：样本 ID（脚注样本源ID）/ 样本类型 / 衍生样本 / 关联组学；样本信息 4 组（标识 / 临床 / 采集与处理 / 存储与位置），不含质控与知情同意；无「编辑信息」按钮；「样本资料」模块已撤除</w:t>
             </w:r>
           </w:p>
         </w:tc>
@@ -7472,7 +7472,7 @@
         <w:rPr>
           <w:rFonts w:ascii="微软雅黑" w:hAnsi="微软雅黑" w:eastAsia="微软雅黑"/>
         </w:rPr>
-        <w:t>：顶部只留「样本ID / 样本源ID」；样本信息精简为 4 组（去掉质控、知情同意；去掉临床分期 / 队列例号 / 原始登记ID；采集字段改为样本类型 / 初始容量 / 添加剂）；去掉「编辑信息」按钮与「样本资料」模块。</w:t>
+        <w:t>：顶部保留 4 格（样本ID〔脚注样本源ID〕/ 样本类型 / 衍生样本 / 关联组学）；样本信息精简为 4 组（去掉质控、知情同意；去掉临床分期 / 队列例号 / 原始登记ID；采集字段改为样本类型 / 初始容量 / 添加剂）；去掉「编辑信息」按钮与「样本资料」模块。</w:t>
       </w:r>
     </w:p>
     <w:p>
